--- a/benchmarks/docx/corpus/formatting/direct-bold-control.docx
+++ b/benchmarks/docx/corpus/formatting/direct-bold-control.docx
@@ -442,7 +442,7 @@
     <w:link w:val="Heading1Char"/>
     <w:uiPriority w:val="9"/>
     <w:qFormat/>
-    <w:rsid w:val="001623C9"/>
+    <w:rsid w:val="00932692"/>
     <w:pPr>
       <w:keepNext/>
       <w:keepLines/>
@@ -465,7 +465,7 @@
     <w:semiHidden/>
     <w:unhideWhenUsed/>
     <w:qFormat/>
-    <w:rsid w:val="001623C9"/>
+    <w:rsid w:val="00932692"/>
     <w:pPr>
       <w:keepNext/>
       <w:keepLines/>
@@ -488,7 +488,7 @@
     <w:semiHidden/>
     <w:unhideWhenUsed/>
     <w:qFormat/>
-    <w:rsid w:val="001623C9"/>
+    <w:rsid w:val="00932692"/>
     <w:pPr>
       <w:keepNext/>
       <w:keepLines/>
@@ -511,7 +511,7 @@
     <w:semiHidden/>
     <w:unhideWhenUsed/>
     <w:qFormat/>
-    <w:rsid w:val="001623C9"/>
+    <w:rsid w:val="00932692"/>
     <w:pPr>
       <w:keepNext/>
       <w:keepLines/>
@@ -534,7 +534,7 @@
     <w:semiHidden/>
     <w:unhideWhenUsed/>
     <w:qFormat/>
-    <w:rsid w:val="001623C9"/>
+    <w:rsid w:val="00932692"/>
     <w:pPr>
       <w:keepNext/>
       <w:keepLines/>
@@ -555,7 +555,7 @@
     <w:semiHidden/>
     <w:unhideWhenUsed/>
     <w:qFormat/>
-    <w:rsid w:val="001623C9"/>
+    <w:rsid w:val="00932692"/>
     <w:pPr>
       <w:keepNext/>
       <w:keepLines/>
@@ -578,7 +578,7 @@
     <w:semiHidden/>
     <w:unhideWhenUsed/>
     <w:qFormat/>
-    <w:rsid w:val="001623C9"/>
+    <w:rsid w:val="00932692"/>
     <w:pPr>
       <w:keepNext/>
       <w:keepLines/>
@@ -599,7 +599,7 @@
     <w:semiHidden/>
     <w:unhideWhenUsed/>
     <w:qFormat/>
-    <w:rsid w:val="001623C9"/>
+    <w:rsid w:val="00932692"/>
     <w:pPr>
       <w:keepNext/>
       <w:keepLines/>
@@ -622,7 +622,7 @@
     <w:semiHidden/>
     <w:unhideWhenUsed/>
     <w:qFormat/>
-    <w:rsid w:val="001623C9"/>
+    <w:rsid w:val="00932692"/>
     <w:pPr>
       <w:keepNext/>
       <w:keepLines/>
@@ -666,7 +666,7 @@
     <w:basedOn w:val="DefaultParagraphFont"/>
     <w:link w:val="Heading1"/>
     <w:uiPriority w:val="9"/>
-    <w:rsid w:val="001623C9"/>
+    <w:rsid w:val="00932692"/>
     <w:rPr>
       <w:rFonts w:asciiTheme="majorHAnsi" w:eastAsiaTheme="majorEastAsia" w:hAnsiTheme="majorHAnsi" w:cstheme="majorBidi"/>
       <w:color w:val="2F5496" w:themeColor="accent1" w:themeShade="BF"/>
@@ -680,7 +680,7 @@
     <w:link w:val="Heading2"/>
     <w:uiPriority w:val="9"/>
     <w:semiHidden/>
-    <w:rsid w:val="001623C9"/>
+    <w:rsid w:val="00932692"/>
     <w:rPr>
       <w:rFonts w:asciiTheme="majorHAnsi" w:eastAsiaTheme="majorEastAsia" w:hAnsiTheme="majorHAnsi" w:cstheme="majorBidi"/>
       <w:color w:val="2F5496" w:themeColor="accent1" w:themeShade="BF"/>
@@ -694,7 +694,7 @@
     <w:link w:val="Heading3"/>
     <w:uiPriority w:val="9"/>
     <w:semiHidden/>
-    <w:rsid w:val="001623C9"/>
+    <w:rsid w:val="00932692"/>
     <w:rPr>
       <w:rFonts w:eastAsiaTheme="majorEastAsia" w:cstheme="majorBidi"/>
       <w:color w:val="2F5496" w:themeColor="accent1" w:themeShade="BF"/>
@@ -708,7 +708,7 @@
     <w:link w:val="Heading4"/>
     <w:uiPriority w:val="9"/>
     <w:semiHidden/>
-    <w:rsid w:val="001623C9"/>
+    <w:rsid w:val="00932692"/>
     <w:rPr>
       <w:rFonts w:eastAsiaTheme="majorEastAsia" w:cstheme="majorBidi"/>
       <w:i/>
@@ -722,7 +722,7 @@
     <w:link w:val="Heading5"/>
     <w:uiPriority w:val="9"/>
     <w:semiHidden/>
-    <w:rsid w:val="001623C9"/>
+    <w:rsid w:val="00932692"/>
     <w:rPr>
       <w:rFonts w:eastAsiaTheme="majorEastAsia" w:cstheme="majorBidi"/>
       <w:color w:val="2F5496" w:themeColor="accent1" w:themeShade="BF"/>
@@ -734,7 +734,7 @@
     <w:link w:val="Heading6"/>
     <w:uiPriority w:val="9"/>
     <w:semiHidden/>
-    <w:rsid w:val="001623C9"/>
+    <w:rsid w:val="00932692"/>
     <w:rPr>
       <w:rFonts w:eastAsiaTheme="majorEastAsia" w:cstheme="majorBidi"/>
       <w:i/>
@@ -748,7 +748,7 @@
     <w:link w:val="Heading7"/>
     <w:uiPriority w:val="9"/>
     <w:semiHidden/>
-    <w:rsid w:val="001623C9"/>
+    <w:rsid w:val="00932692"/>
     <w:rPr>
       <w:rFonts w:eastAsiaTheme="majorEastAsia" w:cstheme="majorBidi"/>
       <w:color w:val="595959" w:themeColor="text1" w:themeTint="A6"/>
@@ -760,7 +760,7 @@
     <w:link w:val="Heading8"/>
     <w:uiPriority w:val="9"/>
     <w:semiHidden/>
-    <w:rsid w:val="001623C9"/>
+    <w:rsid w:val="00932692"/>
     <w:rPr>
       <w:rFonts w:eastAsiaTheme="majorEastAsia" w:cstheme="majorBidi"/>
       <w:i/>
@@ -774,7 +774,7 @@
     <w:link w:val="Heading9"/>
     <w:uiPriority w:val="9"/>
     <w:semiHidden/>
-    <w:rsid w:val="001623C9"/>
+    <w:rsid w:val="00932692"/>
     <w:rPr>
       <w:rFonts w:eastAsiaTheme="majorEastAsia" w:cstheme="majorBidi"/>
       <w:color w:val="272727" w:themeColor="text1" w:themeTint="D8"/>
@@ -787,7 +787,7 @@
     <w:link w:val="TitleChar"/>
     <w:uiPriority w:val="10"/>
     <w:qFormat/>
-    <w:rsid w:val="001623C9"/>
+    <w:rsid w:val="00932692"/>
     <w:pPr>
       <w:spacing w:after="80" w:line="240" w:lineRule="auto"/>
       <w:contextualSpacing/>
@@ -805,7 +805,7 @@
     <w:basedOn w:val="DefaultParagraphFont"/>
     <w:link w:val="Title"/>
     <w:uiPriority w:val="10"/>
-    <w:rsid w:val="001623C9"/>
+    <w:rsid w:val="00932692"/>
     <w:rPr>
       <w:rFonts w:asciiTheme="majorHAnsi" w:eastAsiaTheme="majorEastAsia" w:hAnsiTheme="majorHAnsi" w:cstheme="majorBidi"/>
       <w:spacing w:val="-10"/>
@@ -821,7 +821,7 @@
     <w:link w:val="SubtitleChar"/>
     <w:uiPriority w:val="11"/>
     <w:qFormat/>
-    <w:rsid w:val="001623C9"/>
+    <w:rsid w:val="00932692"/>
     <w:pPr>
       <w:numPr>
         <w:ilvl w:val="1"/>
@@ -840,7 +840,7 @@
     <w:basedOn w:val="DefaultParagraphFont"/>
     <w:link w:val="Subtitle"/>
     <w:uiPriority w:val="11"/>
-    <w:rsid w:val="001623C9"/>
+    <w:rsid w:val="00932692"/>
     <w:rPr>
       <w:rFonts w:eastAsiaTheme="majorEastAsia" w:cstheme="majorBidi"/>
       <w:color w:val="595959" w:themeColor="text1" w:themeTint="A6"/>
@@ -856,7 +856,7 @@
     <w:link w:val="QuoteChar"/>
     <w:uiPriority w:val="29"/>
     <w:qFormat/>
-    <w:rsid w:val="001623C9"/>
+    <w:rsid w:val="00932692"/>
     <w:pPr>
       <w:spacing w:before="160"/>
       <w:jc w:val="center"/>
@@ -872,7 +872,7 @@
     <w:basedOn w:val="DefaultParagraphFont"/>
     <w:link w:val="Quote"/>
     <w:uiPriority w:val="29"/>
-    <w:rsid w:val="001623C9"/>
+    <w:rsid w:val="00932692"/>
     <w:rPr>
       <w:i/>
       <w:iCs/>
@@ -884,7 +884,7 @@
     <w:basedOn w:val="Normal"/>
     <w:uiPriority w:val="34"/>
     <w:qFormat/>
-    <w:rsid w:val="001623C9"/>
+    <w:rsid w:val="00932692"/>
     <w:pPr>
       <w:ind w:left="720"/>
       <w:contextualSpacing/>
@@ -895,7 +895,7 @@
     <w:basedOn w:val="DefaultParagraphFont"/>
     <w:uiPriority w:val="21"/>
     <w:qFormat/>
-    <w:rsid w:val="001623C9"/>
+    <w:rsid w:val="00932692"/>
     <w:rPr>
       <w:i/>
       <w:iCs/>
@@ -909,7 +909,7 @@
     <w:link w:val="IntenseQuoteChar"/>
     <w:uiPriority w:val="30"/>
     <w:qFormat/>
-    <w:rsid w:val="001623C9"/>
+    <w:rsid w:val="00932692"/>
     <w:pPr>
       <w:pBdr>
         <w:top w:val="single" w:sz="4" w:space="10" w:color="2F5496" w:themeColor="accent1" w:themeShade="BF"/>
@@ -930,7 +930,7 @@
     <w:basedOn w:val="DefaultParagraphFont"/>
     <w:link w:val="IntenseQuote"/>
     <w:uiPriority w:val="30"/>
-    <w:rsid w:val="001623C9"/>
+    <w:rsid w:val="00932692"/>
     <w:rPr>
       <w:i/>
       <w:iCs/>
@@ -942,7 +942,7 @@
     <w:basedOn w:val="DefaultParagraphFont"/>
     <w:uiPriority w:val="32"/>
     <w:qFormat/>
-    <w:rsid w:val="001623C9"/>
+    <w:rsid w:val="00932692"/>
     <w:rPr>
       <w:b/>
       <w:bCs/>
